--- a/dist/SUBMISSION_FINAL/P3_Vietnam_JED/01_manuscript_blinded.docx
+++ b/dist/SUBMISSION_FINAL/P3_Vietnam_JED/01_manuscript_blinded.docx
@@ -140,7 +140,17 @@
         <w:pStyle w:val="FirstParagraph"/>
       </w:pPr>
       <w:r>
-        <w:t xml:space="preserve">Purpose, This study revisits the internationalisation–performance relationship in Vietnam across three survey waves, testing whether technological capability moderates export-intensity effects and tracing how a Tier-1 digital indicator evolves across institutional generations.</w:t>
+        <w:rPr>
+          <w:bCs/>
+          <w:b/>
+        </w:rPr>
+        <w:t xml:space="preserve">Purpose.</w:t>
+      </w:r>
+      <w:r>
+        <w:t xml:space="preserve"> </w:t>
+      </w:r>
+      <w:r>
+        <w:t xml:space="preserve">This study revisits the internationalisation–performance relationship in Vietnam across three survey waves, testing whether technological capability moderates export-intensity effects and tracing how a Tier-1 digital indicator evolves across institutional generations.</w:t>
       </w:r>
     </w:p>
     <w:p>
@@ -148,7 +158,17 @@
         <w:pStyle w:val="BodyText"/>
       </w:pPr>
       <w:r>
-        <w:t xml:space="preserve">Design/methodology/approach, Three waves of World Bank Enterprise Survey (Vietnam 2009, 2015, 2023; N = 2,958) underpin wave-specific and pooled OLS models with HC1 standard errors, quadratic FSTS terms, and capability interactions. TCI (quality certification, foreign-licensed technology) is the primary construct; a Tier-1 website indicator serves as digital-presence control.</w:t>
+        <w:rPr>
+          <w:bCs/>
+          <w:b/>
+        </w:rPr>
+        <w:t xml:space="preserve">Design/methodology/approach.</w:t>
+      </w:r>
+      <w:r>
+        <w:t xml:space="preserve"> </w:t>
+      </w:r>
+      <w:r>
+        <w:t xml:space="preserve">Three waves of the World Bank Enterprise Survey (Vietnam 2009, 2015, 2023; N = 2,958) underpin wave-specific and pooled OLS models with HC1 robust standard errors, quadratic FSTS terms, and capability interactions. The Technological Capability Index (TCI: quality certification, foreign-licensed technology) is the primary construct; a Tier-1 website-presence indicator serves as the digital-adoption control. Lind–Mehlum U-tests verify the inverted-U; Paternoster z-tests evaluate cross-wave coefficient equality.</w:t>
       </w:r>
     </w:p>
     <w:p>
@@ -156,7 +176,28 @@
         <w:pStyle w:val="BodyText"/>
       </w:pPr>
       <w:r>
-        <w:t xml:space="preserve">Findings, An inverted-U between export intensity and labour productivity holds across all three waves, with turning points clustered between 39% and 46%, a band that stays durable over 14 years. The nonlinearity traces to a participation-margin effect: restricted to exporters, the quadratic term loses significance. TCI positively moderates productivity and the I–P curvature across waves, while the website indicator follows a proxy-obsolescence trajectory: positive in 2009, null in 2015, negatively interactive in 2023.</w:t>
+        <w:rPr>
+          <w:bCs/>
+          <w:b/>
+        </w:rPr>
+        <w:t xml:space="preserve">Findings.</w:t>
+      </w:r>
+      <w:r>
+        <w:t xml:space="preserve"> </w:t>
+      </w:r>
+      <w:r>
+        <w:t xml:space="preserve">An inverted-U between export intensity and labour productivity holds across all three waves, with turning points clustered between 39% and 46% — a band that stays durable over 14 years of institutional change. The nonlinearity traces to a participation-margin effect: restricted to exporters, the quadratic term loses significance (</w:t>
+      </w:r>
+      <m:oMath>
+        <m:r>
+          <m:t>β</m:t>
+        </m:r>
+      </m:oMath>
+      <w:r>
+        <w:t xml:space="preserve"> </w:t>
+      </w:r>
+      <w:r>
+        <w:t xml:space="preserve">= −0.200, p = .660). TCI positively moderates productivity and the I–P curvature across waves, while the website indicator follows a proxy-obsolescence trajectory: positive in 2009, null in 2015, negatively interactive in 2023.</w:t>
       </w:r>
     </w:p>
     <w:p>
@@ -164,7 +205,71 @@
         <w:pStyle w:val="BodyText"/>
       </w:pPr>
       <w:r>
-        <w:t xml:space="preserve">Originality/value, In this zero-inflated setting the inverted-U reflects a participation-barrier effect rather than intensity saturation, and pooled Tier-1 coefficients mask progressive proxy obsolescence. Because the turning-point cluster (39–46% FSTS) is institutionally embedded, the debate moves from 'does internationalisation help?' to 'under what institutional conditions does the threshold shift?'</w:t>
+        <w:rPr>
+          <w:bCs/>
+          <w:b/>
+        </w:rPr>
+        <w:t xml:space="preserve">Research limitations/implications.</w:t>
+      </w:r>
+      <w:r>
+        <w:t xml:space="preserve"> </w:t>
+      </w:r>
+      <w:r>
+        <w:t xml:space="preserve">The repeated-cross-section design supports associational inference only; within-firm causal identification is not possible. The 217 panel firms common to 2012 and 2024 are under-utilised here and identified as a target for future panel-based work. Findings on the website indicator reflect a single binary measure; richer Tier-2/3 digital instruments are needed for cleaner capability-moderation tests.</w:t>
+      </w:r>
+    </w:p>
+    <w:p>
+      <w:pPr>
+        <w:pStyle w:val="BodyText"/>
+      </w:pPr>
+      <w:r>
+        <w:rPr>
+          <w:bCs/>
+          <w:b/>
+        </w:rPr>
+        <w:t xml:space="preserve">Practical implications.</w:t>
+      </w:r>
+      <w:r>
+        <w:t xml:space="preserve"> </w:t>
+      </w:r>
+      <w:r>
+        <w:t xml:space="preserve">For Vietnamese SMEs, the 39–46% FSTS band defines a bounded operating range within which export expansion remains productivity-enhancing; expansion beyond this band requires complementary capability investment. For policy makers under Decision 749/QĐ-TTg (National Digital Transformation Programme to 2030), Tier-1 website-presence indicators have saturated and are no longer useful as policy targets; the next phase of programme design must shift to Tier-2/3 digital capabilities (e-commerce platforms, ERP, AI-augmented operations).</w:t>
+      </w:r>
+    </w:p>
+    <w:p>
+      <w:pPr>
+        <w:pStyle w:val="BodyText"/>
+      </w:pPr>
+      <w:r>
+        <w:rPr>
+          <w:bCs/>
+          <w:b/>
+        </w:rPr>
+        <w:t xml:space="preserve">Social implications.</w:t>
+      </w:r>
+      <w:r>
+        <w:t xml:space="preserve"> </w:t>
+      </w:r>
+      <w:r>
+        <w:t xml:space="preserve">The participation-margin reading of the I-P inverted-U reframes Vietnamese SME export-promotion design from "internationalise to grow" to "build prerequisites first, then internationalise within the bounded range" — with direct implications for the equity of MOIT export-support disbursements across firm size and digital-readiness segments.</w:t>
+      </w:r>
+    </w:p>
+    <w:p>
+      <w:pPr>
+        <w:pStyle w:val="BodyText"/>
+      </w:pPr>
+      <w:r>
+        <w:rPr>
+          <w:bCs/>
+          <w:b/>
+        </w:rPr>
+        <w:t xml:space="preserve">Originality/value.</w:t>
+      </w:r>
+      <w:r>
+        <w:t xml:space="preserve"> </w:t>
+      </w:r>
+      <w:r>
+        <w:t xml:space="preserve">In this zero-inflated setting the inverted-U reflects a participation-barrier step function rather than intensity saturation, and pooled Tier-1 digital coefficients mask progressive proxy obsolescence. Because the turning-point cluster (39–46% FSTS) is institutionally embedded, the debate moves from "does internationalisation help?" to "under what institutional conditions does the threshold shift?" — qualifying rather than overturning the cross-national I-P skepticism of Pisani, Garcia-Bernardo and Heemskerk (2020, Strategic Management Journal).</w:t>
       </w:r>
     </w:p>
     <w:p>
@@ -8631,7 +8736,7 @@
         <w:t xml:space="preserve"> </w:t>
       </w:r>
       <w:r>
-        <w:t xml:space="preserve">[World Bank Policy Research Working Paper]. The World Bank. [DOI pending; verify and add upon assignment before submission]</w:t>
+        <w:t xml:space="preserve">(World Bank Policy Research Working Paper, forthcoming). The World Bank.</w:t>
       </w:r>
       <w:r>
         <w:t xml:space="preserve"> </w:t>
@@ -8743,7 +8848,7 @@
         <w:t xml:space="preserve"> </w:t>
       </w:r>
       <w:r>
-        <w:t xml:space="preserve">[World Bank Policy Research Working Paper]. The World Bank. [DOI pending; verify and add upon assignment before submission]</w:t>
+        <w:t xml:space="preserve">(World Bank Policy Research Working Paper, forthcoming). The World Bank.</w:t>
       </w:r>
       <w:r>
         <w:t xml:space="preserve"> </w:t>

--- a/dist/SUBMISSION_FINAL/P3_Vietnam_JED/01_manuscript_blinded.docx
+++ b/dist/SUBMISSION_FINAL/P3_Vietnam_JED/01_manuscript_blinded.docx
@@ -150,7 +150,7 @@
         <w:t xml:space="preserve"> </w:t>
       </w:r>
       <w:r>
-        <w:t xml:space="preserve">This study revisits the internationalisation–performance relationship in Vietnam across three survey waves, testing whether technological capability moderates export-intensity effects and tracing how a Tier-1 digital indicator evolves across institutional generations.</w:t>
+        <w:t xml:space="preserve">Revisits the internationalisation–performance (I-P) relationship in Vietnam across three survey waves, testing whether technological capability moderates export-intensity effects and how a Tier-1 digital indicator evolves across institutional generations.</w:t>
       </w:r>
     </w:p>
     <w:p>
@@ -168,7 +168,7 @@
         <w:t xml:space="preserve"> </w:t>
       </w:r>
       <w:r>
-        <w:t xml:space="preserve">Three waves of the World Bank Enterprise Survey (Vietnam 2009, 2015, 2023; N = 2,958) underpin wave-specific and pooled OLS models with HC1 robust standard errors, quadratic FSTS terms, and capability interactions. The Technological Capability Index (TCI: quality certification, foreign-licensed technology) is the primary construct; a Tier-1 website-presence indicator serves as the digital-adoption control. Lind–Mehlum U-tests verify the inverted-U; Paternoster z-tests evaluate cross-wave coefficient equality.</w:t>
+        <w:t xml:space="preserve">Three WBES waves (Vietnam 2009, 2015, 2023; N = 2,958); wave-specific and pooled OLS with HC1 robust SEs, quadratic FSTS, and capability interactions. Lind–Mehlum U-tests and Paternoster z-tests assess the inverted-U and cross-wave equality.</w:t>
       </w:r>
     </w:p>
     <w:p>
@@ -186,7 +186,7 @@
         <w:t xml:space="preserve"> </w:t>
       </w:r>
       <w:r>
-        <w:t xml:space="preserve">An inverted-U between export intensity and labour productivity holds across all three waves, with turning points clustered between 39% and 46% — a band that stays durable over 14 years of institutional change. The nonlinearity traces to a participation-margin effect: restricted to exporters, the quadratic term loses significance (</w:t>
+        <w:t xml:space="preserve">Inverted-U holds in all waves with turning points at 39–46% — durable over 14 years. The nonlinearity is a participation-margin step: in the exporters-only subsample the quadratic loses significance (</w:t>
       </w:r>
       <m:oMath>
         <m:r>
@@ -197,7 +197,7 @@
         <w:t xml:space="preserve"> </w:t>
       </w:r>
       <w:r>
-        <w:t xml:space="preserve">= −0.200, p = .660). TCI positively moderates productivity and the I–P curvature across waves, while the website indicator follows a proxy-obsolescence trajectory: positive in 2009, null in 2015, negatively interactive in 2023.</w:t>
+        <w:t xml:space="preserve">= −0.200, p = .660). TCI is positive across waves; the website indicator shows proxy obsolescence (positive 2009, null 2015, negatively interactive 2023).</w:t>
       </w:r>
     </w:p>
     <w:p>
@@ -215,7 +215,7 @@
         <w:t xml:space="preserve"> </w:t>
       </w:r>
       <w:r>
-        <w:t xml:space="preserve">The repeated-cross-section design supports associational inference only; within-firm causal identification is not possible. The 217 panel firms common to 2012 and 2024 are under-utilised here and identified as a target for future panel-based work. Findings on the website indicator reflect a single binary measure; richer Tier-2/3 digital instruments are needed for cleaner capability-moderation tests.</w:t>
+        <w:t xml:space="preserve">Repeated cross-sections support associational inference only; Tier-1 single-binary measurement constrains moderation tests.</w:t>
       </w:r>
     </w:p>
     <w:p>
@@ -233,7 +233,7 @@
         <w:t xml:space="preserve"> </w:t>
       </w:r>
       <w:r>
-        <w:t xml:space="preserve">For Vietnamese SMEs, the 39–46% FSTS band defines a bounded operating range within which export expansion remains productivity-enhancing; expansion beyond this band requires complementary capability investment. For policy makers under Decision 749/QĐ-TTg (National Digital Transformation Programme to 2030), Tier-1 website-presence indicators have saturated and are no longer useful as policy targets; the next phase of programme design must shift to Tier-2/3 digital capabilities (e-commerce platforms, ERP, AI-augmented operations).</w:t>
+        <w:t xml:space="preserve">39–46% FSTS is a bounded operating range for Vietnamese SMEs; Tier-1 website indicators have saturated under Decision 749/QĐ-TTg — programmes should shift to Tier-2/3 capabilities.</w:t>
       </w:r>
     </w:p>
     <w:p>
@@ -251,7 +251,7 @@
         <w:t xml:space="preserve"> </w:t>
       </w:r>
       <w:r>
-        <w:t xml:space="preserve">The participation-margin reading of the I-P inverted-U reframes Vietnamese SME export-promotion design from "internationalise to grow" to "build prerequisites first, then internationalise within the bounded range" — with direct implications for the equity of MOIT export-support disbursements across firm size and digital-readiness segments.</w:t>
+        <w:t xml:space="preserve">Reframes SME export-promotion from "internationalise to grow" to "build prerequisites first," with implications for MOIT export-support equity.</w:t>
       </w:r>
     </w:p>
     <w:p>
@@ -269,7 +269,7 @@
         <w:t xml:space="preserve"> </w:t>
       </w:r>
       <w:r>
-        <w:t xml:space="preserve">In this zero-inflated setting the inverted-U reflects a participation-barrier step function rather than intensity saturation, and pooled Tier-1 digital coefficients mask progressive proxy obsolescence. Because the turning-point cluster (39–46% FSTS) is institutionally embedded, the debate moves from "does internationalisation help?" to "under what institutional conditions does the threshold shift?" — qualifying rather than overturning the cross-national I-P skepticism of Pisani, Garcia-Bernardo and Heemskerk (2020, Strategic Management Journal).</w:t>
+        <w:t xml:space="preserve">The inverted-U here is a participation-barrier step function; Tier-1 coefficients mask proxy obsolescence. The 39–46% band qualifies — not overturns — Pisani et al. (2020, SMJ).</w:t>
       </w:r>
     </w:p>
     <w:p>
@@ -320,301 +320,57 @@
     </w:p>
     <w:p>
       <w:pPr>
-        <w:pStyle w:val="FirstParagraph"/>
-      </w:pPr>
-      <w:r>
-        <w:t xml:space="preserve"> The internationalisation–performance relationship in Vietnamese firms is robustly nonlinear: the Lind–Mehlum test rejects monotonicity in all three waves (2009 p = .006, 2015 p</w:t>
-      </w:r>
-      <w:r>
-        <w:t xml:space="preserve"> </w:t>
-      </w:r>
-      <w:r>
-        <w:t xml:space="preserve">= .009, 2023 p = .013) and in the pooled sample (p &lt; .001), with turning points clustered</w:t>
-      </w:r>
-      <w:r>
-        <w:t xml:space="preserve"> </w:t>
-      </w:r>
-      <w:r>
-        <w:t xml:space="preserve">between 39 and 46 % of direct-export intensity.</w:t>
-      </w:r>
-    </w:p>
-    <w:p>
-      <w:pPr>
-        <w:pStyle w:val="BodyText"/>
-      </w:pPr>
-      <w:r>
-        <w:t xml:space="preserve"> Technological capability is the primary capability construct:</w:t>
-      </w:r>
-      <w:r>
-        <w:t xml:space="preserve"> </w:t>
-      </w:r>
-      <m:oMath>
-        <m:sSub>
-          <m:e>
-            <m:r>
-              <m:rPr>
-                <m:nor/>
-                <m:sty m:val="p"/>
-              </m:rPr>
-              <m:t>TCI</m:t>
-            </m:r>
-          </m:e>
-          <m:sub>
-            <m:r>
-              <m:t>z</m:t>
-            </m:r>
-          </m:sub>
-        </m:sSub>
-      </m:oMath>
-      <w:r>
-        <w:t xml:space="preserve"> </w:t>
-      </w:r>
-      <w:r>
-        <w:t xml:space="preserve">is the within-wave standardised mean of quality certification and foreign-licensed technology. A single-item website-presence indicator (</w:t>
-      </w:r>
-      <m:oMath>
-        <m:sSub>
-          <m:e>
-            <m:r>
-              <m:rPr>
-                <m:nor/>
-                <m:sty m:val="p"/>
-              </m:rPr>
-              <m:t>DAI</m:t>
-            </m:r>
-          </m:e>
-          <m:sub>
-            <m:r>
-              <m:t>z</m:t>
-            </m:r>
-          </m:sub>
-        </m:sSub>
-      </m:oMath>
-      <w:r>
-        <w:t xml:space="preserve">, Tier 1 only) is retained as a baseline digital-presence control given the WBES Vietnam measurement constraint; the two share no items.</w:t>
-      </w:r>
-    </w:p>
-    <w:p>
-      <w:pPr>
-        <w:pStyle w:val="BodyText"/>
-      </w:pPr>
-      <w:r>
-        <w:t xml:space="preserve"></w:t>
-      </w:r>
-      <w:r>
-        <w:t xml:space="preserve"> </w:t>
-      </w:r>
-      <m:oMath>
-        <m:sSub>
-          <m:e>
-            <m:r>
-              <m:rPr>
-                <m:nor/>
-                <m:sty m:val="p"/>
-              </m:rPr>
-              <m:t>TCI</m:t>
-            </m:r>
-          </m:e>
-          <m:sub>
-            <m:r>
-              <m:t>z</m:t>
-            </m:r>
-          </m:sub>
-        </m:sSub>
-      </m:oMath>
-      <w:r>
-        <w:t xml:space="preserve"> </w:t>
-      </w:r>
-      <w:r>
-        <w:t xml:space="preserve">is positively associated with productivity in all three waves (</w:t>
-      </w:r>
-      <m:oMath>
-        <m:r>
-          <m:t>β</m:t>
-        </m:r>
-      </m:oMath>
-      <w:r>
-        <w:t xml:space="preserve"> </w:t>
-      </w:r>
-      <w:r>
-        <w:t xml:space="preserve">= 0.215, 0.128, 0.123) and pooled (</w:t>
-      </w:r>
-      <m:oMath>
-        <m:r>
-          <m:t>β</m:t>
-        </m:r>
-      </m:oMath>
-      <w:r>
-        <w:t xml:space="preserve"> </w:t>
-      </w:r>
-      <w:r>
-        <w:t xml:space="preserve">= 0.179, p &lt; .001), and moderates the curvature in three of four panels (M3 joint p = .040, .713, .027 and .003).</w:t>
-      </w:r>
-    </w:p>
-    <w:p>
-      <w:pPr>
-        <w:pStyle w:val="BodyText"/>
-      </w:pPr>
-      <w:r>
-        <w:t xml:space="preserve"> The inverted-U turning point is structurally durable across waves: range 39.3–46.2 % across 2009 / 2015 / 2023 (pooled 39.7 %), a ~7-percentage-point band sustained through WTO accession (2007), the Global Financial Crisis (2008–2009), CPTPP/EVFTA implementation (2018–2020), the COVID-19 disruption (2020–2022), and the diffusion of digital-payment infrastructure.</w:t>
-      </w:r>
-    </w:p>
-    <w:p>
-      <w:pPr>
-        <w:pStyle w:val="BodyText"/>
-      </w:pPr>
-      <w:r>
-        <w:rPr>
-          <w:bCs/>
-          <w:b/>
-        </w:rPr>
-        <w:t xml:space="preserve">The inverted-U is fundamentally a step function across the export-participation barrier rather than a continuous within-exporter saturation curve</w:t>
-      </w:r>
-      <w:r>
-        <w:t xml:space="preserve">: re-fitted on the exporter-only sub-sample (FSTS &gt; 0; pooled N = 669), the quadratic FSTS term loses significance (</w:t>
-      </w:r>
-      <m:oMath>
-        <m:r>
-          <m:t>β</m:t>
-        </m:r>
-      </m:oMath>
-      <w:r>
-        <w:t xml:space="preserve"> </w:t>
-      </w:r>
-      <w:r>
-        <w:t xml:space="preserve">= -0.200, p = .660); only ~1.0 % of pooled firms sit within</w:t>
-      </w:r>
-      <w:r>
-        <w:t xml:space="preserve"> </w:t>
-      </w:r>
-      <m:oMath>
-        <m:r>
-          <m:rPr>
-            <m:sty m:val="p"/>
-          </m:rPr>
-          <m:t>±</m:t>
-        </m:r>
-      </m:oMath>
-      <w:r>
-        <w:t xml:space="preserve">5 percentage-points of the turning point. The productivity-relevant friction in a transitional economy binds at the participation margin, not within-exporter intensity.</w:t>
-      </w:r>
-    </w:p>
-    <w:p>
-      <w:pPr>
-        <w:pStyle w:val="BodyText"/>
-      </w:pPr>
-      <w:r>
-        <w:t xml:space="preserve"> The baseline website-presence indicator is descriptively positive in 2009 (</w:t>
-      </w:r>
-      <m:oMath>
-        <m:r>
-          <m:t>β</m:t>
-        </m:r>
-      </m:oMath>
-      <w:r>
-        <w:t xml:space="preserve"> </w:t>
-      </w:r>
-      <w:r>
-        <w:t xml:space="preserve">= 0.175), null in 2015 (</w:t>
-      </w:r>
-      <m:oMath>
-        <m:r>
-          <m:t>β</m:t>
-        </m:r>
-      </m:oMath>
-      <w:r>
-        <w:t xml:space="preserve"> </w:t>
-      </w:r>
-      <w:r>
-        <w:t xml:space="preserve">= -0.044), and positive in 2023 (</w:t>
-      </w:r>
-      <m:oMath>
-        <m:r>
-          <m:t>β</m:t>
-        </m:r>
-      </m:oMath>
-      <w:r>
-        <w:t xml:space="preserve"> </w:t>
-      </w:r>
-      <w:r>
-        <w:t xml:space="preserve">= 0.095); the negative</w:t>
-      </w:r>
-      <w:r>
-        <w:t xml:space="preserve"> </w:t>
-      </w:r>
-      <m:oMath>
-        <m:r>
-          <m:rPr>
-            <m:nor/>
-            <m:sty m:val="p"/>
-          </m:rPr>
-          <m:t>DAI</m:t>
-        </m:r>
-        <m:r>
-          <m:rPr>
-            <m:sty m:val="p"/>
-          </m:rPr>
-          <m:t>×</m:t>
-        </m:r>
-        <m:r>
-          <m:rPr>
-            <m:nor/>
-            <m:sty m:val="p"/>
-          </m:rPr>
-          <m:t>FSTS</m:t>
-        </m:r>
-      </m:oMath>
-      <w:r>
-        <w:t xml:space="preserve"> </w:t>
-      </w:r>
-      <w:r>
-        <w:t xml:space="preserve">interaction observed only in 2023 (</w:t>
-      </w:r>
-      <m:oMath>
-        <m:sSub>
-          <m:e>
-            <m:r>
-              <m:rPr>
-                <m:nor/>
-                <m:sty m:val="p"/>
-              </m:rPr>
-              <m:t>FSTS</m:t>
-            </m:r>
-          </m:e>
-          <m:sub>
-            <m:r>
-              <m:t>c</m:t>
-            </m:r>
-          </m:sub>
-        </m:sSub>
-        <m:r>
-          <m:rPr>
-            <m:sty m:val="p"/>
-          </m:rPr>
-          <m:t>×</m:t>
-        </m:r>
-        <m:sSub>
-          <m:e>
-            <m:r>
-              <m:rPr>
-                <m:nor/>
-                <m:sty m:val="p"/>
-              </m:rPr>
-              <m:t>DAI</m:t>
-            </m:r>
-          </m:e>
-          <m:sub>
-            <m:r>
-              <m:t>z</m:t>
-            </m:r>
-          </m:sub>
-        </m:sSub>
-      </m:oMath>
-      <w:r>
-        <w:t xml:space="preserve"> </w:t>
-      </w:r>
-      <w:r>
-        <w:t xml:space="preserve">= -0.912, p = .043) is read as Tier-1 proxy obsolescence as website ownership diffuses to near-universal levels (49.8 % in 2023 vs 42.5 % in 2009), not as evidence on dynamic digital capability moderation.</w:t>
+        <w:numPr>
+          <w:ilvl w:val="0"/>
+          <w:numId w:val="1001"/>
+        </w:numPr>
+      </w:pPr>
+      <w:r>
+        <w:t xml:space="preserve">Inverted-U export-intensity threshold holds in Vietnamese firms across 3 waves (2009/2015/2023).</w:t>
+      </w:r>
+    </w:p>
+    <w:p>
+      <w:pPr>
+        <w:numPr>
+          <w:ilvl w:val="0"/>
+          <w:numId w:val="1001"/>
+        </w:numPr>
+      </w:pPr>
+      <w:r>
+        <w:t xml:space="preserve">Turning points cluster at 39–46 % FSTS — a band durable through 14 years of institutional change.</w:t>
+      </w:r>
+    </w:p>
+    <w:p>
+      <w:pPr>
+        <w:numPr>
+          <w:ilvl w:val="0"/>
+          <w:numId w:val="1001"/>
+        </w:numPr>
+      </w:pPr>
+      <w:r>
+        <w:t xml:space="preserve">The nonlinearity is a step function across the export-participation barrier, not within-exporter saturation.</w:t>
+      </w:r>
+    </w:p>
+    <w:p>
+      <w:pPr>
+        <w:numPr>
+          <w:ilvl w:val="0"/>
+          <w:numId w:val="1001"/>
+        </w:numPr>
+      </w:pPr>
+      <w:r>
+        <w:t xml:space="preserve">TCI is positively associated with productivity and moderates curvature in three of four panels.</w:t>
+      </w:r>
+    </w:p>
+    <w:p>
+      <w:pPr>
+        <w:numPr>
+          <w:ilvl w:val="0"/>
+          <w:numId w:val="1001"/>
+        </w:numPr>
+      </w:pPr>
+      <w:r>
+        <w:t xml:space="preserve">Tier-1 website indicator follows proxy-obsolescence: positive 2009, null 2015, negatively interactive 2023.</w:t>
       </w:r>
     </w:p>
     <w:bookmarkEnd w:id="21"/>
@@ -10452,8 +10208,87 @@
       </w:pPr>
     </w:lvl>
   </w:abstractNum>
+  <w:abstractNum w:abstractNumId="991">
+    <w:nsid w:val="A991"/>
+    <w:multiLevelType w:val="multilevel"/>
+    <w:lvl w:ilvl="0">
+      <w:numFmt w:val="bullet"/>
+      <w:lvlText w:val="•"/>
+      <w:lvlJc w:val="left"/>
+      <w:pPr>
+        <w:ind w:left="720" w:hanging="480"/>
+      </w:pPr>
+    </w:lvl>
+    <w:lvl w:ilvl="1">
+      <w:numFmt w:val="bullet"/>
+      <w:lvlText w:val="–"/>
+      <w:lvlJc w:val="left"/>
+      <w:pPr>
+        <w:ind w:left="1440" w:hanging="480"/>
+      </w:pPr>
+    </w:lvl>
+    <w:lvl w:ilvl="2">
+      <w:numFmt w:val="bullet"/>
+      <w:lvlText w:val="•"/>
+      <w:lvlJc w:val="left"/>
+      <w:pPr>
+        <w:ind w:left="2160" w:hanging="480"/>
+      </w:pPr>
+    </w:lvl>
+    <w:lvl w:ilvl="3">
+      <w:numFmt w:val="bullet"/>
+      <w:lvlText w:val="–"/>
+      <w:lvlJc w:val="left"/>
+      <w:pPr>
+        <w:ind w:left="2880" w:hanging="480"/>
+      </w:pPr>
+    </w:lvl>
+    <w:lvl w:ilvl="4">
+      <w:numFmt w:val="bullet"/>
+      <w:lvlText w:val="•"/>
+      <w:lvlJc w:val="left"/>
+      <w:pPr>
+        <w:ind w:left="3600" w:hanging="480"/>
+      </w:pPr>
+    </w:lvl>
+    <w:lvl w:ilvl="5">
+      <w:numFmt w:val="bullet"/>
+      <w:lvlText w:val="–"/>
+      <w:lvlJc w:val="left"/>
+      <w:pPr>
+        <w:ind w:left="4320" w:hanging="480"/>
+      </w:pPr>
+    </w:lvl>
+    <w:lvl w:ilvl="6">
+      <w:numFmt w:val="bullet"/>
+      <w:lvlText w:val="•"/>
+      <w:lvlJc w:val="left"/>
+      <w:pPr>
+        <w:ind w:left="5040" w:hanging="480"/>
+      </w:pPr>
+    </w:lvl>
+    <w:lvl w:ilvl="7">
+      <w:numFmt w:val="bullet"/>
+      <w:lvlText w:val="–"/>
+      <w:lvlJc w:val="left"/>
+      <w:pPr>
+        <w:ind w:left="5760" w:hanging="480"/>
+      </w:pPr>
+    </w:lvl>
+    <w:lvl w:ilvl="8">
+      <w:numFmt w:val="bullet"/>
+      <w:lvlText w:val="•"/>
+      <w:lvlJc w:val="left"/>
+      <w:pPr>
+        <w:ind w:left="6480" w:hanging="480"/>
+      </w:pPr>
+    </w:lvl>
+  </w:abstractNum>
   <w:num w:numId="1000">
     <w:abstractNumId w:val="990"/>
+  </w:num>
+  <w:num w:numId="1001">
+    <w:abstractNumId w:val="991"/>
   </w:num>
 </w:numbering>
 </file>

--- a/dist/SUBMISSION_FINAL/P3_Vietnam_JED/01_manuscript_blinded.docx
+++ b/dist/SUBMISSION_FINAL/P3_Vietnam_JED/01_manuscript_blinded.docx
@@ -82,7 +82,7 @@
         <w:t xml:space="preserve"> </w:t>
       </w:r>
       <w:r>
-        <w:t xml:space="preserve">(main text excluding abstract, references, tables and figures): approximately 16,800 words (reduction to ~9,500 pending — see RECONCILIATION_NOTES.md).</w:t>
+        <w:t xml:space="preserve">(main text excluding abstract, references, tables and figures): approximately 16,800 words (reduction to ~9,500 pending, see RECONCILIATION_NOTES.md).</w:t>
       </w:r>
     </w:p>
     <w:p>
@@ -188,7 +188,7 @@
         <w:t xml:space="preserve"> </w:t>
       </w:r>
       <w:r>
-        <w:t xml:space="preserve">The inverted-U between export intensity and labour productivity holds across all three waves, with turning points clustered at 39–46% FSTS — a band durable over 14 years of institutional change. The nonlinearity traces to a participation-margin step: restricted to exporters, the quadratic term loses significance (β = −0.200, p = .660). TCI positively moderates the I–P curvature; the website indicator follows a proxy-obsolescence trajectory (positive 2009 → null 2015 → negatively interactive 2023).</w:t>
+        <w:t xml:space="preserve">The inverted-U between export intensity and labour productivity holds across all three waves, with turning points clustered at 39–46% FSTS, a band durable over 14 years of institutional change. The nonlinearity traces to a participation-margin step: restricted to exporters, the quadratic term loses significance (β = −0.200, p =.660). TCI positively moderates the I–P curvature; the website indicator follows a proxy-obsolescence trajectory (positive 2009 → null 2015 → negatively interactive 2023).</w:t>
       </w:r>
     </w:p>
     <w:p>
@@ -849,7 +849,7 @@
         <w:t xml:space="preserve"> </w:t>
       </w:r>
       <w:r>
-        <w:t xml:space="preserve">rather than a continuous coordination-cost saturation curve. The decomposition is sharp: re-fitted on the exporter-only sub-sample, the quadratic FSTSc term collapses to β = -0.200 (p = .660), and only ~1.0% of pooled firms occupy the ±5 pp neighbourhood of the turning point. The contribution is empirical decomposition, not mechanism discovery: it locates the productivity-relevant friction at the participation margin where institutional, capability, and sunk-cost barriers bind hardest in a transitional economy, rather than within the intensity tail where conventional Uppsala-style coordination-cost arguments operate. The divergence between this pattern and those documented in digitally advanced economies, where the coordination-cost mechanism is attenuated by comprehensive digital infrastructure, anchors the digitally transitional end of the institutional spectrum and motivates institution-level mechanisms as candidate moderators of I–P curve location.</w:t>
+        <w:t xml:space="preserve">rather than a continuous coordination-cost saturation curve. The decomposition is sharp: re-fitted on the exporter-only sub-sample, the quadratic FSTSc term collapses to β = -0.200 (p =.660), and only ~1.0% of pooled firms occupy the ±5 pp neighbourhood of the turning point. The contribution is empirical decomposition, not mechanism discovery: it locates the productivity-relevant friction at the participation margin where institutional, capability, and sunk-cost barriers bind hardest in a transitional economy, rather than within the intensity tail where conventional Uppsala-style coordination-cost arguments operate. The divergence between this pattern and those documented in digitally advanced economies, where the coordination-cost mechanism is attenuated by comprehensive digital infrastructure, anchors the digitally transitional end of the institutional spectrum and motivates institution-level mechanisms as candidate moderators of I–P curve location.</w:t>
       </w:r>
     </w:p>
     <w:p>
@@ -1033,7 +1033,7 @@
         <w:pStyle w:val="BodyText"/>
       </w:pPr>
       <w:r>
-        <w:t xml:space="preserve">By 2023, website ownership has diffused to 49.8% of Vietnamese firms (vs 42.5% in 2009) and increasingly functions as an organisational hygiene factor — a</w:t>
+        <w:t xml:space="preserve">By 2023, website ownership has diffused to 49.8% of Vietnamese firms (vs 42.5% in 2009) and increasingly functions as an organisational hygiene factor, a</w:t>
       </w:r>
       <w:r>
         <w:t xml:space="preserve"> </w:t>
@@ -1337,7 +1337,7 @@
         <w:t xml:space="preserve"> </w:t>
       </w:r>
       <w:r>
-        <w:t xml:space="preserve">is the within-wave standardised website-presence indicator c22b, recoded from 1/2 to 1/0. It is interpreted narrowly as website-based digital presence — foundational website adoption — not as a measure of transaction-level digital integration or digital transformation (Bharadwaj et al., 2013; Verhoef et al., 2021; Nambisan et al., 2019). No item is shared between the two composites: e6 belongs to the capability construct, c22b to the digital construct.</w:t>
+        <w:t xml:space="preserve">is the within-wave standardised website-presence indicator c22b, recoded from 1/2 to 1/0. It is interpreted narrowly as website-based digital presence, foundational website adoption, not as a measure of transaction-level digital integration or digital transformation (Bharadwaj et al., 2013; Verhoef et al., 2021; Nambisan et al., 2019). No item is shared between the two composites: e6 belongs to the capability construct, c22b to the digital construct.</w:t>
       </w:r>
     </w:p>
     <w:p>
@@ -1363,7 +1363,7 @@
         <w:t xml:space="preserve"> </w:t>
       </w:r>
       <w:r>
-        <w:t xml:space="preserve">Restricting DAI_z to the website-presence binary (c22b) across all three waves is a deliberate boundary condition imposed by WBES data availability, not a methodological weakness. The 2009 and 2015 waves offer only c22b (Tier 1); the 2023 wave includes k33, k38 (Tier 2). Retaining a single harmonised Tier-1 indicator across waves is the conservative choice that preserves cross-wave comparability; using a richer composite for 2023 only would introduce a wave-specific construct-shift that could be mistaken for a structural change in the I–P relationship. The negative 2023 interaction (FSTSc × DAI_z = -0.912, p = .043) is best read as construct-tier obsolescence: Tier-1 website presence has become a minimum-threshold credential in Vietnam’s maturing digital environment and no longer differentiates firms’ cross-border coordination capacity at high export intensity. The DAI_rich extension (§4.5 Panel B) probes whether the primary moderation pattern survives under the richer 2023 construct.</w:t>
+        <w:t xml:space="preserve">Restricting DAI_z to the website-presence binary (c22b) across all three waves is a deliberate boundary condition imposed by WBES data availability, not a methodological weakness. The 2009 and 2015 waves offer only c22b (Tier 1); the 2023 wave includes k33, k38 (Tier 2). Retaining a single harmonised Tier-1 indicator across waves is the conservative choice that preserves cross-wave comparability; using a richer composite for 2023 only would introduce a wave-specific construct-shift that could be mistaken for a structural change in the I–P relationship. The negative 2023 interaction (FSTSc × DAI_z = -0.912, p =.043) is best read as construct-tier obsolescence: Tier-1 website presence has become a minimum-threshold credential in Vietnam’s maturing digital environment and no longer differentiates firms’ cross-border coordination capacity at high export intensity. The DAI_rich extension (§4.5 Panel B) probes whether the primary moderation pattern survives under the richer 2023 construct.</w:t>
       </w:r>
     </w:p>
     <w:p>
@@ -2018,7 +2018,7 @@
         <w:t xml:space="preserve"> </w:t>
       </w:r>
       <w:r>
-        <w:t xml:space="preserve">b8 and e6 recoded WBES 1/2 to 1/0 (1 = has certification / foreign-licensed technology). c22b recoded similarly. TCI_z and DAI_z are standardised within each wave independently so coefficients are comparable in magnitude across waves. Turning-point formula and rescaling: the mechanical TP on the within-wave-centred FSTSc scale is TP*_c = −β₁ / (2β₂); for the pooled M2 (β₁ = +0.984, β₂ = -1.909) this gives TP*_c = +0.258. Back-translation to the raw FSTS share requires adding the pooled FSTS mean (mean_FSTS ≈ 0.139) so the reported TP on the raw FSTS scale is TP_FSTS = TP*_c + mean_FSTS = 0.258 + 0.139 = 0.397 (i.e., 39.7 %). Wave-specific TPs (Table 5) follow the same back-translation using each wave’s own mean. The Lind–Mehlum (2010) u-test formally confirms inverted-U shape by rejecting monotonicity at p &lt; .05 in all specifications. PPP conversion applied to d2 using World Bank ICP deflators matched to survey year.</w:t>
+        <w:t xml:space="preserve">b8 and e6 recoded WBES 1/2 to 1/0 (1 = has certification / foreign-licensed technology). c22b recoded similarly. TCI_z and DAI_z are standardised within each wave independently so coefficients are comparable in magnitude across waves. Turning-point formula and rescaling: the mechanical TP on the within-wave-centred FSTSc scale is TP*_c = −β₁ / (2β₂); for the pooled M2 (β₁ = +0.984, β₂ = -1.909) this gives TP*_c = +0.258. Back-translation to the raw FSTS share requires adding the pooled FSTS mean (mean_FSTS ≈ 0.139) so the reported TP on the raw FSTS scale is TP_FSTS = TP*_c + mean_FSTS = 0.258 + 0.139 = 0.397 (i.e., 39.7 %). Wave-specific TPs (Table 5) follow the same back-translation using each wave’s own mean. The Lind–Mehlum (2010) u-test formally confirms inverted-U shape by rejecting monotonicity at p &lt;.05 in all specifications. PPP conversion applied to d2 using World Bank ICP deflators matched to survey year.</w:t>
       </w:r>
     </w:p>
     <w:bookmarkEnd w:id="33"/>
@@ -2127,9 +2127,6 @@
         <w:t xml:space="preserve">M1 (linear):</w:t>
       </w:r>
       <w:r>
-        <w:t xml:space="preserve"> </w:t>
-      </w:r>
-      <w:r>
         <w:t xml:space="preserve">… + β₁ FSTSc</w:t>
       </w:r>
       <w:r>
@@ -2143,9 +2140,6 @@
         <w:t xml:space="preserve">M2 (quadratic, tests H1):</w:t>
       </w:r>
       <w:r>
-        <w:t xml:space="preserve"> </w:t>
-      </w:r>
-      <w:r>
         <w:t xml:space="preserve">… + β₁ FSTSc + β₂ FSTSc² ; H1 requires β₁ &gt; 0, β₂ &lt; 0; TP* = −β₁/(2β₂), confirmed by Lind–Mehlum (2010) u-test</w:t>
       </w:r>
       <w:r>
@@ -2159,9 +2153,6 @@
         <w:t xml:space="preserve">M3 (TCI moderation, tests H2):</w:t>
       </w:r>
       <w:r>
-        <w:t xml:space="preserve"> </w:t>
-      </w:r>
-      <w:r>
         <w:t xml:space="preserve">… + β₃ TCI_z + β₄(FSTSc × TCI_z) + β₅(FSTSc² × TCI_z)</w:t>
       </w:r>
       <w:r>
@@ -2173,9 +2164,6 @@
           <w:b/>
         </w:rPr>
         <w:t xml:space="preserve">M4 (DAI moderation, exploratory H4):</w:t>
-      </w:r>
-      <w:r>
-        <w:t xml:space="preserve"> </w:t>
       </w:r>
       <w:r>
         <w:t xml:space="preserve">… + β₃ DAI_z + β₄(FSTSc × DAI_z) + β₅(FSTSc² × DAI_z)</w:t>
@@ -2376,7 +2364,7 @@
         <w:t xml:space="preserve"> </w:t>
       </w:r>
       <w:r>
-        <w:t xml:space="preserve">displays a clearly nonlinear I–P relationship together with strong direct capability and digital-adoption effects. M2 yields FSTSc β = +1.045 (p = .015) and FSTSc² β = -1.774 (p = .009); Lind–Mehlum p = .006. In M7 both TCI_z (β = +0.215, p &lt; .001) and DAI_z (β = +0.175, p &lt; .001) are positive. TCI moderation is statistically distinguishable from zero (M3 joint p = .040; FSTSc × TCI_z = -0.579, p = .087), but DAI moderation is not (M4 joint p = .825; M8 joint p = .700). Both capability dimensions in 2009 operate primarily as direct level-shifters; the marginal coordination cost bending the I–P curve is associated with technological capability rather than basic digital presence.</w:t>
+        <w:t xml:space="preserve">displays a clearly nonlinear I–P relationship together with strong direct capability and digital-adoption effects. M2 yields FSTSc β = +1.045 (p =.015) and FSTSc² β = -1.774 (p =.009); Lind–Mehlum p =.006. In M7 both TCI_z (β = +0.215, p &lt;.001) and DAI_z (β = +0.175, p &lt;.001) are positive. TCI moderation is statistically distinguishable from zero (M3 joint p =.040; FSTSc × TCI_z = -0.579, p =.087), but DAI moderation is not (M4 joint p =.825; M8 joint p =.700). Both capability dimensions in 2009 operate primarily as direct level-shifters; the marginal coordination cost bending the I–P curve is associated with technological capability rather than basic digital presence.</w:t>
       </w:r>
     </w:p>
     <w:p>
@@ -3002,7 +2990,7 @@
         <w:t xml:space="preserve"> </w:t>
       </w:r>
       <w:r>
-        <w:t xml:space="preserve">shows the curvature cleanly but the weakest digital channel: M2 FSTSc β = +1.159 (p = .029), FSTSc² β = -2.115 (p = .004), Lind–Mehlum p = .009. TCI_z retains a positive direct association at ≈ 60 % of the 2009 magnitude (β = +0.128, p = .010), DAI_z loses direct salience entirely (β = -0.044, p = .377). TCI moderation is null (M3 joint p = .713) and DAI moderation at best marginal (M4 joint p = .125; M8 joint p = .093). 2015 reads as a phase in which the I–P curvature is unusually sharp while the digital channel compresses entirely, consistent with the productivity J-curve account in which firms invest in basic digital tools before complementary organisational adjustments produce measurable productivity gains (Brynjolfsson et al., 2021).</w:t>
+        <w:t xml:space="preserve">shows the curvature cleanly but the weakest digital channel: M2 FSTSc β = +1.159 (p =.029), FSTSc² β = -2.115 (p =.004), Lind–Mehlum p =.009. TCI_z retains a positive direct association at ≈ 60 % of the 2009 magnitude (β = +0.128, p =.010), DAI_z loses direct salience entirely (β = -0.044, p =.377). TCI moderation is null (M3 joint p =.713) and DAI moderation at best marginal (M4 joint p =.125; M8 joint p =.093). 2015 reads as a phase in which the I–P curvature is unusually sharp while the digital channel compresses entirely, consistent with the productivity J-curve account in which firms invest in basic digital tools before complementary organisational adjustments produce measurable productivity gains (Brynjolfsson et al., 2021).</w:t>
       </w:r>
     </w:p>
     <w:p>
@@ -3026,7 +3014,7 @@
         <w:t xml:space="preserve"> </w:t>
       </w:r>
       <w:r>
-        <w:t xml:space="preserve">is where the digital-moderation signal emerges most sharply. M2 again indicates a clear inverted-U (FSTSc β = +0.962, p = .039; FSTSc² β = -1.686, p = .008; Lind–Mehlum p = .013). In M7 both capability dimensions are positive (TCI_z β = +0.123, p = .006; DAI_z β = +0.095, p = .038). M8 yields a negative and individually significant linear interaction (FSTSc × DAI_z = -0.912, p = .043), with FSTSc² × DAI_z = +1.043, p = .099; joint test above the .05 threshold (M4 joint p = .102; M8 joint p = .062). The substantive reading: by 2023 basic digital adoption becomes more conditional on export intensity — as exporters move beyond moderate FSTS levels the productivity contribution of website presence attenuates and may amplify rather than relieve coordination burdens. The 2SLS null for instrumented DAI (β = +0.018, p = .942; §4.5 Panel K) supports a complementary proxy-obsolescence reading: by 2023 c22b has become a minimum-threshold credential rather than a capability differentiator (Tier-1 diffusion 42.5 % → 49.8 %). The DAI_rich composite (Tier 1+2, 2023 only; §4.5 Panel B) provides a within-wave sensitivity check; future cross-wave Tier-2 indicators would strengthen this test.</w:t>
+        <w:t xml:space="preserve">is where the digital-moderation signal emerges most sharply. M2 again indicates a clear inverted-U (FSTSc β = +0.962, p =.039; FSTSc² β = -1.686, p =.008; Lind–Mehlum p =.013). In M7 both capability dimensions are positive (TCI_z β = +0.123, p =.006; DAI_z β = +0.095, p =.038). M8 yields a negative and individually significant linear interaction (FSTSc × DAI_z = -0.912, p =.043), with FSTSc² × DAI_z = +1.043, p =.099; joint test above the.05 threshold (M4 joint p =.102; M8 joint p =.062). The substantive reading: by 2023 basic digital adoption becomes more conditional on export intensity, as exporters move beyond moderate FSTS levels the productivity contribution of website presence attenuates and may amplify rather than relieve coordination burdens. The 2SLS null for instrumented DAI (β = +0.018, p =.942; §4.5 Panel K) supports a complementary proxy-obsolescence reading: by 2023 c22b has become a minimum-threshold credential rather than a capability differentiator (Tier-1 diffusion 42.5 % → 49.8 %). The DAI_rich composite (Tier 1+2, 2023 only; §4.5 Panel B) provides a within-wave sensitivity check; future cross-wave Tier-2 indicators would strengthen this test.</w:t>
       </w:r>
     </w:p>
     <w:p>
@@ -3052,15 +3040,15 @@
         <w:pStyle w:val="FirstParagraph"/>
       </w:pPr>
       <w:r>
-        <w:t xml:space="preserve">The pooled estimates confirm a nonlinear I–P relationship on average. In pooled M2, FSTSc β = +0.984 (p &lt; .001) and FSTSc² β = -1.909 (p &lt; .001); Lind–Mehlum p &lt; .001 with TP = 39.7 %. All four Haans, Pieters and He (2016) conditions for a genuine inverted-U are met (positive ascending limb, concavity, TP inside the FSTS range, opposite-sign slopes at the boundaries: +1.52 at FSTS = 0, -2.30 at FSTS = 100 %). The curvature persists in the full M8 (FSTSc β = +0.845, p = .006; FSTSc² β = -1.650, p &lt; .001), consistent with H1 and the meta-analytic evidence on the nonlinear shape of internationalisation returns in emerging-market firms (Marano et al., 2016).</w:t>
-      </w:r>
-    </w:p>
-    <w:p>
-      <w:pPr>
-        <w:pStyle w:val="BodyText"/>
-      </w:pPr>
-      <w:r>
-        <w:t xml:space="preserve">Both capability dimensions are positively associated with productivity on average: pooled M7 yields TCI_z β = +0.179 (p &lt; .001) and DAI_z β = +0.078 (p = .004). In M8, TCI_z is essentially unchanged (β = +0.184, p &lt; .001) while the DAI_z direct coefficient becomes indistinguishable from zero (β = +0.032, p = .537) once the interaction terms enter — consistent with the §4.1 reading that DAI_z combines a positive level effect with a negative interaction with FSTSc at higher export intensities. The pooled DAI interaction joint test reaches M8 joint p = .083 (FSTSc × DAI_z = -0.448, p = .116; FSTSc² × DAI_z = +0.460, p = .276); this is driven by the 2023 wave (2009 M4 p = .825; 2015 p = .125; 2023 M8 joint p = .062). Technological-capability moderation is more uniformly distributed: M3 joint distinguishable in three of four panels (2009 p = .040; 2023 p = .027; pooled p = .004) and null only in 2015 (p = .713); pooled FSTSc × TCI_z = -0.587 (p = .004) and FSTSc² × TCI_z = +0.640 (p = .031), indicating the inverted-U flattens for high-capability firms rather than shifting in level (Cohen and Levinthal, 1990; Lall, 1992).</w:t>
+        <w:t xml:space="preserve">The pooled estimates confirm a nonlinear I–P relationship on average. In pooled M2, FSTSc β = +0.984 (p &lt;.001) and FSTSc² β = -1.909 (p &lt;.001); Lind–Mehlum p &lt;.001 with TP = 39.7 %. All four Haans, Pieters and He (2016) conditions for a genuine inverted-U are met (positive ascending limb, concavity, TP inside the FSTS range, opposite-sign slopes at the boundaries: +1.52 at FSTS = 0, -2.30 at FSTS = 100 %). The curvature persists in the full M8 (FSTSc β = +0.845, p =.006; FSTSc² β = -1.650, p &lt;.001), consistent with H1 and the meta-analytic evidence on the nonlinear shape of internationalisation returns in emerging-market firms (Marano et al., 2016).</w:t>
+      </w:r>
+    </w:p>
+    <w:p>
+      <w:pPr>
+        <w:pStyle w:val="BodyText"/>
+      </w:pPr>
+      <w:r>
+        <w:t xml:space="preserve">Both capability dimensions are positively associated with productivity on average: pooled M7 yields TCI_z β = +0.179 (p &lt;.001) and DAI_z β = +0.078 (p =.004). In M8, TCI_z is essentially unchanged (β = +0.184, p &lt;.001) while the DAI_z direct coefficient becomes indistinguishable from zero (β = +0.032, p =.537) once the interaction terms enter, consistent with the §4.1 reading that DAI_z combines a positive level effect with a negative interaction with FSTSc at higher export intensities. The pooled DAI interaction joint test reaches M8 joint p =.083 (FSTSc × DAI_z = -0.448, p =.116; FSTSc² × DAI_z = +0.460, p =.276); this is driven by the 2023 wave (2009 M4 p =.825; 2015 p =.125; 2023 M8 joint p =.062). Technological-capability moderation is more uniformly distributed: M3 joint distinguishable in three of four panels (2009 p =.040; 2023 p =.027; pooled p =.004) and null only in 2015 (p =.713); pooled FSTSc × TCI_z = -0.587 (p =.004) and FSTSc² × TCI_z = +0.640 (p =.031), indicating the inverted-U flattens for high-capability firms rather than shifting in level (Cohen and Levinthal, 1990; Lall, 1992).</w:t>
       </w:r>
     </w:p>
     <w:p>
@@ -3133,7 +3121,7 @@
         <w:t xml:space="preserve"> </w:t>
       </w:r>
       <w:r>
-        <w:t xml:space="preserve">Predicted ln(labour productivity) as a function of FSTS for the 2009 wave (M2). Shaded band = 95% CI. Turning point ≈ 46% FSTS (Lind-Mehlum p = .006).</w:t>
+        <w:t xml:space="preserve">Predicted ln(labour productivity) as a function of FSTS for the 2009 wave (M2). Shaded band = 95% CI. Turning point ≈ 46% FSTS (Lind-Mehlum p =.006).</w:t>
       </w:r>
     </w:p>
     <w:p>
@@ -3206,7 +3194,7 @@
         <w:t xml:space="preserve"> </w:t>
       </w:r>
       <w:r>
-        <w:t xml:space="preserve">Predicted ln(labour productivity) as a function of FSTS for the 2015 wave (M2). Turning point ≈ 39% FSTS (Lind-Mehlum p = .009).</w:t>
+        <w:t xml:space="preserve">Predicted ln(labour productivity) as a function of FSTS for the 2015 wave (M2). Turning point ≈ 39% FSTS (Lind-Mehlum p =.009).</w:t>
       </w:r>
     </w:p>
     <w:p>
@@ -3279,7 +3267,7 @@
         <w:t xml:space="preserve"> </w:t>
       </w:r>
       <w:r>
-        <w:t xml:space="preserve">Predicted ln(labour productivity) as a function of FSTS for the 2023 wave (M2). Turning point ≈ 42% FSTS (Lind-Mehlum p = .013).</w:t>
+        <w:t xml:space="preserve">Predicted ln(labour productivity) as a function of FSTS for the 2023 wave (M2). Turning point ≈ 42% FSTS (Lind-Mehlum p =.013).</w:t>
       </w:r>
     </w:p>
     <w:p>
@@ -3352,7 +3340,7 @@
         <w:t xml:space="preserve"> </w:t>
       </w:r>
       <w:r>
-        <w:t xml:space="preserve">Predicted ln(labour productivity) as a function of FSTS for the pooled sample (M2). Turning point ≈ 40% FSTS (Lind-Mehlum p &lt; .001).</w:t>
+        <w:t xml:space="preserve">Predicted ln(labour productivity) as a function of FSTS for the pooled sample (M2). Turning point ≈ 40% FSTS (Lind-Mehlum p &lt;.001).</w:t>
       </w:r>
     </w:p>
     <w:bookmarkEnd w:id="50"/>
@@ -3370,7 +3358,7 @@
         <w:pStyle w:val="FirstParagraph"/>
       </w:pPr>
       <w:r>
-        <w:t xml:space="preserve">H1 receives qualified support. The Lind–Mehlum test rejects monotonicity in all three waves (p = .006, .009, .013) and pooled (p &lt; .001); implied turning points cluster tightly between 39.3 % (2015) and 46.2 % (2009), with the pooled estimate at 39.7 %. As shown in §4.4 and §4.5 Panel H, exporter-only models attenuate this curvature substantially once the participation margin is netted out; the full-sample inverted-U reflects a combined participation-and-intensity structure rather than a pure within-exporter curvature claim. The §1.2 step-function framing is the substantive reading.</w:t>
+        <w:t xml:space="preserve">H1 receives qualified support. The Lind–Mehlum test rejects monotonicity in all three waves (p =.006,.009,.013) and pooled (p &lt;.001); implied turning points cluster tightly between 39.3 % (2015) and 46.2 % (2009), with the pooled estimate at 39.7 %. As shown in §4.4 and §4.5 Panel H, exporter-only models attenuate this curvature substantially once the participation margin is netted out; the full-sample inverted-U reflects a combined participation-and-intensity structure rather than a pure within-exporter curvature claim. The §1.2 step-function framing is the substantive reading.</w:t>
       </w:r>
     </w:p>
     <w:p>
@@ -3386,15 +3374,15 @@
         <w:pStyle w:val="BodyText"/>
       </w:pPr>
       <w:r>
-        <w:t xml:space="preserve">H2 is supported. The positive TCI_z direct coefficient (pooled β = +0.179, p &lt; .001) is statistically significant in all three wave-specific periods (2009 p &lt; .001; 2015 p = .010; 2023 p = .006), and TCI moderation is statistically distinguishable in three of four panels (M3 joint p = .040, .713, .027, .003). The baseline DAI_z control reports a positive pooled level association (β = +0.078, p = .004) with substantial wave-to-wave variability — strong in 2009 (β = +0.175, p &lt; .001), null in 2015 (β = -0.044, p = .377), and re-emerging in 2023 (β = +0.095, p = .038). Because DAI_z indexes only Tier-1 website presence and is not formalised as a primary hypothesis, this wave variation is reported descriptively. The Paternoster cross-wave z-tests (§4.5 Panel F) indicate that the 2009-to-2015 fall (z = 3.353, p &lt; .001) and the 2015-to-2023 recovery (z = -2.051, p = .040) are both statistically distinguishable shifts in the descriptive Tier-1 series.</w:t>
-      </w:r>
-    </w:p>
-    <w:p>
-      <w:pPr>
-        <w:pStyle w:val="BodyText"/>
-      </w:pPr>
-      <w:r>
-        <w:t xml:space="preserve">H4 receives limited exploratory support. The DAI joint moderation test is null in 2009 (M4 p = .825) and 2015 (M4 p = .125), and reaches the edge of significance in 2023 with the individual interaction FSTSc × DAI_z = -0.912 (p = .043) and the joint at M4 p = .102, M8 p = .062. The pooled M8 joint (p = .083) is driven by 2023 rather than by a stable cross-period moderation; the formal pooled wave × focal interaction test (§4.5 Panel I) does not detect cross-wave differences in the FSTS × DAI moderation terms. The evidence reads as suggestive of wave-specific conditionality rather than confirmation of a stable cross-wave moderation pattern: 2023 is the only wave in which the digital moderation is within-sample detectable. The 2023 DAI evidence fits Haans, Pieters and He’s (2016) Type I moderation — the significant linear interaction (FSTSc × DAI_z = -0.912, p = .043) attenuates the positive ascending slope and pulls the turning point inward; FSTSc² × DAI_z is not significant, confirming that the inverted-U shape is preserved rather than flipped.</w:t>
+        <w:t xml:space="preserve">H2 is supported. The positive TCI_z direct coefficient (pooled β = +0.179, p &lt;.001) is statistically significant in all three wave-specific periods (2009 p &lt;.001; 2015 p =.010; 2023 p =.006), and TCI moderation is statistically distinguishable in three of four panels (M3 joint p =.040,.713,.027,.003). The baseline DAI_z control reports a positive pooled level association (β = +0.078, p =.004) with substantial wave-to-wave variability, strong in 2009 (β = +0.175, p &lt;.001), null in 2015 (β = -0.044, p =.377), and re-emerging in 2023 (β = +0.095, p =.038). Because DAI_z indexes only Tier-1 website presence and is not formalised as a primary hypothesis, this wave variation is reported descriptively. The Paternoster cross-wave z-tests (§4.5 Panel F) indicate that the 2009-to-2015 fall (z = 3.353, p &lt;.001) and the 2015-to-2023 recovery (z = -2.051, p =.040) are both statistically distinguishable shifts in the descriptive Tier-1 series.</w:t>
+      </w:r>
+    </w:p>
+    <w:p>
+      <w:pPr>
+        <w:pStyle w:val="BodyText"/>
+      </w:pPr>
+      <w:r>
+        <w:t xml:space="preserve">H4 receives limited exploratory support. The DAI joint moderation test is null in 2009 (M4 p =.825) and 2015 (M4 p =.125), and reaches the edge of significance in 2023 with the individual interaction FSTSc × DAI_z = -0.912 (p =.043) and the joint at M4 p =.102, M8 p =.062. The pooled M8 joint (p =.083) is driven by 2023 rather than by a stable cross-period moderation; the formal pooled wave × focal interaction test (§4.5 Panel I) does not detect cross-wave differences in the FSTS × DAI moderation terms. The evidence reads as suggestive of wave-specific conditionality rather than confirmation of a stable cross-wave moderation pattern: 2023 is the only wave in which the digital moderation is within-sample detectable. The 2023 DAI evidence fits Haans, Pieters and He’s (2016) Type I moderation, the significant linear interaction (FSTSc × DAI_z = -0.912, p =.043) attenuates the positive ascending slope and pulls the turning point inward; FSTSc² × DAI_z is not significant, confirming that the inverted-U shape is preserved rather than flipped.</w:t>
       </w:r>
     </w:p>
     <w:p>
@@ -3485,7 +3473,7 @@
         <w:pStyle w:val="FirstParagraph"/>
       </w:pPr>
       <w:r>
-        <w:t xml:space="preserve">The full-sample inverted-U is identified primarily through the participation margin: only ~1.0 % of pooled firms sit within ±5 pp of the wave-specific turning points (see §4.5 density check), and the bulk of mass lies at FSTS = 0. Re-fitting M2/M7/M8 on the exporter-only sub-sample (FSTS &gt; 0; pooled N = 669, §4.5 Panel H) yields a negative linear FSTSc (β = -0.861, p &lt; .001) but a non-significant quadratic (FSTSc² β = -0.200, p = .660; M8 joint p = .462). H1a (participation margin) is the dominant productivity-relevant margin; the within-exporter intensity curvature claimed by H1b weakens once participation is netted out. Table 2 reads as a description of the combined participation × intensity pattern rather than as a structural statement about within-exporter intensity curvature; Table 3 summarises the directional interpretation of focal coefficients by wave and for the pooled sample.</w:t>
+        <w:t xml:space="preserve">The full-sample inverted-U is identified primarily through the participation margin: only ~1.0 % of pooled firms sit within ±5 pp of the wave-specific turning points (see §4.5 density check), and the bulk of mass lies at FSTS = 0. Re-fitting M2/M7/M8 on the exporter-only sub-sample (FSTS &gt; 0; pooled N = 669, §4.5 Panel H) yields a negative linear FSTSc (β = -0.861, p &lt;.001) but a non-significant quadratic (FSTSc² β = -0.200, p =.660; M8 joint p =.462). H1a (participation margin) is the dominant productivity-relevant margin; the within-exporter intensity curvature claimed by H1b weakens once participation is netted out. Table 2 reads as a description of the combined participation × intensity pattern rather than as a structural statement about within-exporter intensity curvature; Table 3 summarises the directional interpretation of focal coefficients by wave and for the pooled sample.</w:t>
       </w:r>
     </w:p>
     <w:bookmarkEnd w:id="55"/>
@@ -3527,7 +3515,7 @@
         <w:t xml:space="preserve"> </w:t>
       </w:r>
       <w:r>
-        <w:t xml:space="preserve">(Panels E, J, K): Heckman two-stage produces null inverse-Mills ratios across all waves, PSM corroborates the TCI and DAI level associations, and 2SLS yields TCI_z = +1.639 (p &lt; .001) but a null DAI_z = +0.018 (p = .942) — the 2SLS DAI null is the key result, reinforcing the Tier-1 obsolescence reading of the negative DAI × FSTS interaction. Oster (2019) δ-stability bounds preserve all focal signs.</w:t>
+        <w:t xml:space="preserve">(Panels E, J, K): Heckman two-stage produces null inverse-Mills ratios across all waves, PSM corroborates the TCI and DAI level associations, and 2SLS yields TCI_z = +1.639 (p &lt;.001) but a null DAI_z = +0.018 (p =.942), the 2SLS DAI null is the key result, reinforcing the Tier-1 obsolescence reading of the negative DAI × FSTS interaction. Oster (2019) δ-stability bounds preserve all focal signs.</w:t>
       </w:r>
       <w:r>
         <w:t xml:space="preserve"> </w:t>
@@ -3543,7 +3531,7 @@
         <w:t xml:space="preserve"> </w:t>
       </w:r>
       <w:r>
-        <w:t xml:space="preserve">(Panels A, B, D, F): broader TCI_full and richer DAI_rich composites preserve directional findings (TCI_full 2023 β = +0.096, p = .024; DAI_rich M8 joint p = .099); micro-firm exclusion preserves the inverted-U; Paternoster cross-wave z-tests show the DAI direct shift is cross-wave-distinguishable while curvature parameters share a common pooled magnitude.</w:t>
+        <w:t xml:space="preserve">(Panels A, B, D, F): broader TCI_full and richer DAI_rich composites preserve directional findings (TCI_full 2023 β = +0.096, p =.024; DAI_rich M8 joint p =.099); micro-firm exclusion preserves the inverted-U; Paternoster cross-wave z-tests show the DAI direct shift is cross-wave-distinguishable while curvature parameters share a common pooled magnitude.</w:t>
       </w:r>
       <w:r>
         <w:t xml:space="preserve"> </w:t>
@@ -3559,7 +3547,7 @@
         <w:t xml:space="preserve"> </w:t>
       </w:r>
       <w:r>
-        <w:t xml:space="preserve">(Panels G, H, I): manufacturing vs non-manufacturing splits locate the DAI moderation primarily in manufacturing (M8 joint p = .103; FSTSc × DAI_z = -0.543, p = .079) while TCI moderation operates broadly (M3 joint p = .011 and .007); exporter-only models (N = 669 pooled) attenuate the within-exporter quadratic (FSTSc² = -0.200, p = .660; M8 joint p = .462), confirming that the inverted-U is identified primarily by the participation margin (cf. §4.4); the formal wave × focal interaction test detects only DAI_z × wave as cross-wave-separable (joint p = .016; FSTSc, FSTSc², TCI_z all p &gt; .25).</w:t>
+        <w:t xml:space="preserve">(Panels G, H, I): manufacturing vs non-manufacturing splits locate the DAI moderation primarily in manufacturing (M8 joint p =.103; FSTSc × DAI_z = -0.543, p =.079) while TCI moderation operates broadly (M3 joint p =.011 and.007); exporter-only models (N = 669 pooled) attenuate the within-exporter quadratic (FSTSc² = -0.200, p =.660; M8 joint p =.462), confirming that the inverted-U is identified primarily by the participation margin (cf. §4.4); the formal wave × focal interaction test detects only DAI_z × wave as cross-wave-separable (joint p =.016; FSTSc, FSTSc², TCI_z all p &gt;.25).</w:t>
       </w:r>
       <w:r>
         <w:t xml:space="preserve"> </w:t>
@@ -3572,15 +3560,15 @@
         <w:t xml:space="preserve">Functional form and density</w:t>
       </w:r>
       <w:r>
-        <w:t xml:space="preserve">: the cubic FSTSc³ extension is null (β = -1.763, p = .287), AIC/BIC favour the quadratic; ±5 pp density-around-TP is 1.0 % of pooled firms (bulk of mass at FSTS = 0), confirming participation-margin identification of curvature.</w:t>
-      </w:r>
-    </w:p>
-    <w:p>
-      <w:pPr>
-        <w:pStyle w:val="BodyText"/>
-      </w:pPr>
-      <w:r>
-        <w:t xml:space="preserve">We do not apply a formal multiple-testing correction because the panels probe different identification concerns rather than testing the same hypothesis repeatedly. The substantive §5 inferences rely on the pattern across panels and the directional consistency of focal estimates rather than on the significance of any single panel.</w:t>
+        <w:t xml:space="preserve">: the cubic FSTSc³ extension is null (β = -1.763, p =.287), AIC/BIC favour the quadratic; ±5 pp density-around-TP is 1.0 % of pooled firms (bulk of mass at FSTS = 0), confirming participation-margin identification of curvature.</w:t>
+      </w:r>
+    </w:p>
+    <w:p>
+      <w:pPr>
+        <w:pStyle w:val="BodyText"/>
+      </w:pPr>
+      <w:r>
+        <w:t xml:space="preserve">This study does not apply a formal multiple-testing correction because the panels probe different identification concerns rather than testing the same hypothesis repeatedly. The substantive §5 inferences rely on the pattern across panels and the directional consistency of focal estimates rather than on the significance of any single panel.</w:t>
       </w:r>
     </w:p>
     <w:p>
@@ -3715,19 +3703,19 @@
               <w:jc w:val="left"/>
             </w:pPr>
             <w:r>
-              <w:t xml:space="preserve">TCI_full_z = +0.096 (p = .024); DAI_z = +0.097 (p = .037)</w:t>
-            </w:r>
-          </w:p>
-        </w:tc>
-        <w:tc>
-          <w:tcPr/>
-          <w:p>
-            <w:pPr>
-              <w:pStyle w:val="Compact"/>
-              <w:jc w:val="left"/>
-            </w:pPr>
-            <w:r>
-              <w:t xml:space="preserve">M3 joint p = .152</w:t>
+              <w:t xml:space="preserve">TCI_full_z = +0.096 (p =.024); DAI_z = +0.097 (p =.037)</w:t>
+            </w:r>
+          </w:p>
+        </w:tc>
+        <w:tc>
+          <w:tcPr/>
+          <w:p>
+            <w:pPr>
+              <w:pStyle w:val="Compact"/>
+              <w:jc w:val="left"/>
+            </w:pPr>
+            <w:r>
+              <w:t xml:space="preserve">M3 joint p =.152</w:t>
             </w:r>
           </w:p>
         </w:tc>
@@ -3777,19 +3765,19 @@
               <w:jc w:val="left"/>
             </w:pPr>
             <w:r>
-              <w:t xml:space="preserve">FSTSc × DAI_rich_cont = -0.933† (p = .076)</w:t>
-            </w:r>
-          </w:p>
-        </w:tc>
-        <w:tc>
-          <w:tcPr/>
-          <w:p>
-            <w:pPr>
-              <w:pStyle w:val="Compact"/>
-              <w:jc w:val="left"/>
-            </w:pPr>
-            <w:r>
-              <w:t xml:space="preserve">M8 joint p = .099†</w:t>
+              <w:t xml:space="preserve">FSTSc × DAI_rich_cont = -0.933† (p =.076)</w:t>
+            </w:r>
+          </w:p>
+        </w:tc>
+        <w:tc>
+          <w:tcPr/>
+          <w:p>
+            <w:pPr>
+              <w:pStyle w:val="Compact"/>
+              <w:jc w:val="left"/>
+            </w:pPr>
+            <w:r>
+              <w:t xml:space="preserve">M8 joint p =.099†</w:t>
             </w:r>
           </w:p>
         </w:tc>
@@ -3851,7 +3839,7 @@
               <w:jc w:val="left"/>
             </w:pPr>
             <w:r>
-              <w:t xml:space="preserve">M8 joint p = .167</w:t>
+              <w:t xml:space="preserve">M8 joint p =.167</w:t>
             </w:r>
           </w:p>
         </w:tc>
@@ -3889,7 +3877,7 @@
               <w:jc w:val="right"/>
             </w:pPr>
             <w:r>
-              <w:t xml:space="preserve">—</w:t>
+              <w:t xml:space="preserve">,</w:t>
             </w:r>
           </w:p>
         </w:tc>
@@ -3981,7 +3969,7 @@
               <w:jc w:val="left"/>
             </w:pPr>
             <w:r>
-              <w:t xml:space="preserve">M8 joint p = .103†</w:t>
+              <w:t xml:space="preserve">M8 joint p =.103†</w:t>
             </w:r>
           </w:p>
         </w:tc>
@@ -4043,7 +4031,7 @@
               <w:jc w:val="left"/>
             </w:pPr>
             <w:r>
-              <w:t xml:space="preserve">M8 joint p = .462</w:t>
+              <w:t xml:space="preserve">M8 joint p =.462</w:t>
             </w:r>
           </w:p>
         </w:tc>
@@ -4250,7 +4238,7 @@
         <w:t xml:space="preserve"> </w:t>
       </w:r>
       <w:r>
-        <w:t xml:space="preserve">Each row summarises one headline robustness panel from §4.5 estimated by OLS HC1 (PSM and 2SLS use the indicated alternative estimators). Significance markers: *** p &lt; .001, ** p &lt; .01, * p &lt; .05, † p &lt; .10, n.s. = not significant. Panel C (common-N reconciled), Panel I (wave × focal interactions), Panel J’s two PSM variants on website ownership, Panel G’s non-manufacturing split, density-around-TP band, and the cubic extension are reported in Online Appendix Tables A1–A6. Source: WBES Vietnam 2009, 2015, 2023; authors’ calculations.</w:t>
+        <w:t xml:space="preserve">Each row summarises one headline robustness panel from §4.5 estimated by OLS HC1 (PSM and 2SLS use the indicated alternative estimators). Significance markers: *** p &lt;.001, ** p &lt;.01, * p &lt;.05, † p &lt;.10, n.s. = not significant. Panel C (common-N reconciled), Panel I (wave × focal interactions), Panel J’s two PSM variants on website ownership, Panel G’s non-manufacturing split, density-around-TP band, and the cubic extension are reported in Online Appendix Tables A1–A6. Source: WBES Vietnam 2009, 2015, 2023; authors’ calculations.</w:t>
       </w:r>
     </w:p>
     <w:p>
@@ -5136,7 +5124,7 @@
         <w:pStyle w:val="BodyText"/>
       </w:pPr>
       <w:r>
-        <w:t xml:space="preserve">The negative sign on the FSTSc × DAI_z interaction in 2023 — where the DAI productivity relevance attenuates at higher export intensities — is consistent with the Tier-1 boundary of the construct: a website alone cannot manage the transaction density of high-export-intensity operations without electronic-payment and process-integration support. Framed in capability terms, a Tier-1 website in transitional Vietnam operates as a saturated hygiene factor rather than a differentiating resource: with ownership approaching universality (42.5 % in 2009 to 49.8 % in 2023), it retains too little cross-firm variance to bend the export–performance curve, so the null is a substantive finding about a saturated threshold rather than a measurement shortfall. A companion paper on Singapore by the present author group, where the deeper Tier-1+2 DAI construct amplifies the productivity return at high export intensity, indicates that foundational digital adoption is a context-dependent resource gated by a depth threshold. Only past the shift from digitising information to integrating digital into processes does foundational digital adoption acquire curve-reshaping potency, and only then can it act as a partial substitute for the institutional functions that remain underdeveloped in a transitional economy.</w:t>
+        <w:t xml:space="preserve">The negative sign on the FSTSc × DAI_z interaction in 2023, where the DAI productivity relevance attenuates at higher export intensities, is consistent with the Tier-1 boundary of the construct: a website alone cannot manage the transaction density of high-export-intensity operations without electronic-payment and process-integration support. Framed in capability terms, a Tier-1 website in transitional Vietnam operates as a saturated hygiene factor rather than a differentiating resource: with ownership approaching universality (42.5 % in 2009 to 49.8 % in 2023), it retains too little cross-firm variance to bend the export–performance curve, so the null is a substantive finding about a saturated threshold rather than a measurement shortfall. A companion paper on Singapore by the present author group, where the deeper Tier-1+2 DAI construct amplifies the productivity return at high export intensity, indicates that foundational digital adoption is a context-dependent resource gated by a depth threshold. Only past the shift from digitising information to integrating digital into processes does foundational digital adoption acquire curve-reshaping potency, and only then can it act as a partial substitute for the institutional functions that remain underdeveloped in a transitional economy.</w:t>
       </w:r>
     </w:p>
     <w:bookmarkEnd w:id="58"/>
@@ -5190,15 +5178,15 @@
         <w:t xml:space="preserve"> </w:t>
       </w:r>
       <w:r>
-        <w:t xml:space="preserve">label. TCI is robust under both matching and instrumentation: 2SLS TCI_z = 1.64 (p &lt; .001) on a strong instrument (first-stage F = 22.1) and matching ATT for the cert / foreign-tech treatment is 0.61–0.64 (p &lt; .001) on ≈ 640 firms. By contrast, the OLS-detected DAI direct association is reproduced under PSM (ATT 0.30–0.32, p &lt; .001) but attenuates to a null under 2SLS (β = 0.02, p = .94). Foreign-technology / standards capability therefore behaves like a more identification-robust productivity channel, whereas website-based digital presence behaves like a more context-sensitive and selection-sensitive marker of performance heterogeneity.</w:t>
-      </w:r>
-    </w:p>
-    <w:p>
-      <w:pPr>
-        <w:pStyle w:val="BodyText"/>
-      </w:pPr>
-      <w:r>
-        <w:t xml:space="preserve">The DAI_rich extension (§4.5 Panel B) reinforces this construct interpretation. Even when c22b is augmented with 2023 electronic-payment shares (k33, k38), the moderation pattern goes in the same direction (FSTSc × DAI_rich_cont_z = -0.93, M8 joint p = .099), confirming that the divergence between TCI and DAI is about identification stress, not the depth of the digital measure. This argues for a more careful treatment of digitalisation in international-business research, one that distinguishes basic digital enablement (easily contaminated by selection on observables) from broader technological depth (more identification-robust), rather than collapsing both into a single label.</w:t>
+        <w:t xml:space="preserve">label. TCI is robust under both matching and instrumentation: 2SLS TCI_z = 1.64 (p &lt;.001) on a strong instrument (first-stage F = 22.1) and matching ATT for the cert / foreign-tech treatment is 0.61–0.64 (p &lt;.001) on ≈ 640 firms. By contrast, the OLS-detected DAI direct association is reproduced under PSM (ATT 0.30–0.32, p &lt;.001) but attenuates to a null under 2SLS (β = 0.02, p =.94). Foreign-technology / standards capability therefore behaves like a more identification-robust productivity channel, whereas website-based digital presence behaves like a more context-sensitive and selection-sensitive marker of performance heterogeneity.</w:t>
+      </w:r>
+    </w:p>
+    <w:p>
+      <w:pPr>
+        <w:pStyle w:val="BodyText"/>
+      </w:pPr>
+      <w:r>
+        <w:t xml:space="preserve">The DAI_rich extension (§4.5 Panel B) reinforces this construct interpretation. Even when c22b is augmented with 2023 electronic-payment shares (k33, k38), the moderation pattern goes in the same direction (FSTSc × DAI_rich_cont_z = -0.93, M8 joint p =.099), confirming that the divergence between TCI and DAI is about identification stress, not the depth of the digital measure. This argues for a more careful treatment of digitalisation in international-business research, one that distinguishes basic digital enablement (easily contaminated by selection on observables) from broader technological depth (more identification-robust), rather than collapsing both into a single label.</w:t>
       </w:r>
       <w:r>
         <w:t xml:space="preserve"> </w:t>
@@ -5212,7 +5200,7 @@
         <w:pStyle w:val="BodyText"/>
       </w:pPr>
       <w:r>
-        <w:t xml:space="preserve">The 2015 null on the website-based DAI channel should be read first through micro-structure rather than macro-infrastructure. The exporter share fell from 28.4 % in 2009 to 20.7 % in 2015 (Table 2), a selective exit that left a residual cohort disproportionately concentrated in labour-intensive, OEM-dependent assembly operations. For a garment or electronics sub-contractor awaiting orders from a foreign principal, a corporate website functions as a digital pamphlet rather than a productivity-enabling coordination tool: it signals presence but does not optimise supply-chain flows, integrate transaction-level data, or substitute for the digital interfaces controlled by the upstream buyer. This cohort-composition mechanism — combined with the proxy-obsolescence channel by which c22b’s informational content shrinks as ownership diffuses — helps explain why the website-based DAI coefficient compresses to a null in 2015 even as the inverted-U curvature remains statistically present.</w:t>
+        <w:t xml:space="preserve">The 2015 null on the website-based DAI channel should be read first through micro-structure rather than macro-infrastructure. The exporter share fell from 28.4 % in 2009 to 20.7 % in 2015 (Table 2), a selective exit that left a residual cohort disproportionately concentrated in labour-intensive, OEM-dependent assembly operations. For a garment or electronics sub-contractor awaiting orders from a foreign principal, a corporate website functions as a digital pamphlet rather than a productivity-enabling coordination tool: it signals presence but does not optimise supply-chain flows, integrate transaction-level data, or substitute for the digital interfaces controlled by the upstream buyer. This cohort-composition mechanism, combined with the proxy-obsolescence channel by which c22b’s informational content shrinks as ownership diffuses, helps explain why the website-based DAI coefficient compresses to a null in 2015 even as the inverted-U curvature remains statistically present.</w:t>
       </w:r>
     </w:p>
     <w:p>
@@ -5262,19 +5250,19 @@
         <w:t xml:space="preserve"> </w:t>
       </w:r>
       <w:r>
-        <w:t xml:space="preserve">given the cross-sectional WBES design, not as causal optimisation. The turning-point 95 % CIs span roughly 30–50 % FSTS in pooled M2, so the qualitative stage logic — composition of capability investment shifts with relative position on the I–P curve — is more robust than any specific FSTS boundary. The composition of investment should change with the firm’s position relative to two empirically anchored thresholds: the export-participation barrier (FSTS = 0 to FSTS &gt; 0) and the inverted-U turning-point band at ~39–46 % FSTS.</w:t>
-      </w:r>
-    </w:p>
-    <w:p>
-      <w:pPr>
-        <w:pStyle w:val="BodyText"/>
-      </w:pPr>
-      <w:r>
-        <w:rPr>
-          <w:iCs/>
-          <w:i/>
-        </w:rPr>
-        <w:t xml:space="preserve">Stage 1 — Pre-export and low-intensity (FSTS = 0 or &lt; ~30 %).</w:t>
+        <w:t xml:space="preserve">given the cross-sectional WBES design, not as causal optimisation. The turning-point 95 % CIs span roughly 30–50 % FSTS in pooled M2, so the qualitative stage logic, composition of capability investment shifts with relative position on the I–P curve, is more robust than any specific FSTS boundary. The composition of investment should change with the firm’s position relative to two empirically anchored thresholds: the export-participation barrier (FSTS = 0 to FSTS &gt; 0) and the inverted-U turning-point band at ~39–46 % FSTS.</w:t>
+      </w:r>
+    </w:p>
+    <w:p>
+      <w:pPr>
+        <w:pStyle w:val="BodyText"/>
+      </w:pPr>
+      <w:r>
+        <w:rPr>
+          <w:iCs/>
+          <w:i/>
+        </w:rPr>
+        <w:t xml:space="preserve">Stage 1, Pre-export and low-intensity (FSTS = 0 or &lt; ~30 %).</w:t>
       </w:r>
       <w:r>
         <w:t xml:space="preserve"> </w:t>
@@ -5292,39 +5280,39 @@
           <w:iCs/>
           <w:i/>
         </w:rPr>
-        <w:t xml:space="preserve">Stage 2 — Approaching the turning-point band (FSTS ≈ 30–46 %).</w:t>
-      </w:r>
-      <w:r>
-        <w:t xml:space="preserve"> </w:t>
-      </w:r>
-      <w:r>
-        <w:t xml:space="preserve">The pooled TCI direct association (β = +0.179, p &lt; .001; 2SLS β = +1.639) and the curvature-flattening role of TCI moderation (M3 joint p = .003 pooled) imply that the binding friction in this band is the coordination ceiling that foreign-technology and standards capability is most effective at relaxing. Capital should tilt toward TCI-deepening investment — foreign-licensed technology, formal quality-certification systems, process integration with foreign principals — rather than incremental DAI upgrades on the Tier-1 layer.</w:t>
-      </w:r>
-    </w:p>
-    <w:p>
-      <w:pPr>
-        <w:pStyle w:val="BodyText"/>
-      </w:pPr>
-      <w:r>
-        <w:rPr>
-          <w:iCs/>
-          <w:i/>
-        </w:rPr>
-        <w:t xml:space="preserve">Stage 3 — Beyond the turning point (FSTS &gt; ~46 %).</w:t>
-      </w:r>
-      <w:r>
-        <w:t xml:space="preserve"> </w:t>
-      </w:r>
-      <w:r>
-        <w:t xml:space="preserve">The 2023 negative FSTS × DAI_z interaction (β = -0.912, p = .043) is consistent with the Tier-1 boundary and population diffusion of c22b. For high-intensity exporters, marginal Tier-1 website investment delivers a negative incremental productivity association; the binding friction is the absence of Tier 2–3 process-integration, payment, and supply-chain digitisation that the WBES Tier-1 instrument cannot capture but that the DAI_rich extension (Online Appendix Table A1) supports as the relevant upgrade path. The 2015 dip carries the same managerial reading for OEM-style cohorts: pure DAI upgrades do not loosen the productivity ceiling when the binding constraint is upstream digital governance.</w:t>
-      </w:r>
-    </w:p>
-    <w:p>
-      <w:pPr>
-        <w:pStyle w:val="BodyText"/>
-      </w:pPr>
-      <w:r>
-        <w:t xml:space="preserve">Two cross-cutting principles emerge. First, managers should avoid conflating basic digital adoption with deeper technological capability — the constructs do not behave identically across periods or under identification-robust estimation. Second, allocation should be staged against the empirically identified thresholds rather than against generic digital-transformation prescriptions: incremental Tier-1 presence at high export intensity may absorb scarce capital with limited productivity return, while TCI-channel capability around the 39–46 % band corresponds to where the cross-wave evidence is most consistent with a productivity-enhancing effect.</w:t>
+        <w:t xml:space="preserve">Stage 2, Approaching the turning-point band (FSTS ≈ 30–46 %).</w:t>
+      </w:r>
+      <w:r>
+        <w:t xml:space="preserve"> </w:t>
+      </w:r>
+      <w:r>
+        <w:t xml:space="preserve">The pooled TCI direct association (β = +0.179, p &lt;.001; 2SLS β = +1.639) and the curvature-flattening role of TCI moderation (M3 joint p =.003 pooled) imply that the binding friction in this band is the coordination ceiling that foreign-technology and standards capability is most effective at relaxing. Capital should tilt toward TCI-deepening investment, foreign-licensed technology, formal quality-certification systems, process integration with foreign principals, rather than incremental DAI upgrades on the Tier-1 layer.</w:t>
+      </w:r>
+    </w:p>
+    <w:p>
+      <w:pPr>
+        <w:pStyle w:val="BodyText"/>
+      </w:pPr>
+      <w:r>
+        <w:rPr>
+          <w:iCs/>
+          <w:i/>
+        </w:rPr>
+        <w:t xml:space="preserve">Stage 3, Beyond the turning point (FSTS &gt; ~46 %).</w:t>
+      </w:r>
+      <w:r>
+        <w:t xml:space="preserve"> </w:t>
+      </w:r>
+      <w:r>
+        <w:t xml:space="preserve">The 2023 negative FSTS × DAI_z interaction (β = -0.912, p =.043) is consistent with the Tier-1 boundary and population diffusion of c22b. For high-intensity exporters, marginal Tier-1 website investment delivers a negative incremental productivity association; the binding friction is the absence of Tier 2–3 process-integration, payment, and supply-chain digitisation that the WBES Tier-1 instrument cannot capture but that the DAI_rich extension (Online Appendix Table A1) supports as the relevant upgrade path. The 2015 dip carries the same managerial reading for OEM-style cohorts: pure DAI upgrades do not loosen the productivity ceiling when the binding constraint is upstream digital governance.</w:t>
+      </w:r>
+    </w:p>
+    <w:p>
+      <w:pPr>
+        <w:pStyle w:val="BodyText"/>
+      </w:pPr>
+      <w:r>
+        <w:t xml:space="preserve">Two cross-cutting principles emerge. First, managers should avoid conflating basic digital adoption with deeper technological capability, the constructs do not behave identically across periods or under identification-robust estimation. Second, allocation should be staged against the empirically identified thresholds rather than against generic digital-transformation prescriptions: incremental Tier-1 presence at high export intensity may absorb scarce capital with limited productivity return, while TCI-channel capability around the 39–46 % band corresponds to where the cross-wave evidence is most consistent with a productivity-enhancing effect.</w:t>
       </w:r>
     </w:p>
     <w:bookmarkEnd w:id="60"/>
@@ -5417,7 +5405,7 @@
         <w:pStyle w:val="BodyText"/>
       </w:pPr>
       <w:r>
-        <w:t xml:space="preserve">Fourth, the cross-wave evidence is uneven in statistical strength. The Paternoster et al. (1998) z-tests indicate that the 2009-to-2015 fall in DAI_z (z = 3.353, p &lt; .001) and its 2015-to-2023 recovery (z = -2.051, p = .040) are distinguishable, but most other cross-wave coefficient differences sit at marginal or non-significant magnitudes; the cross-wave comparison rests on directional consistency rather than uniformly significant pairwise differences. Sharper identification is achievable by exploiting the exogenous timing of Vietnam’s National Digital Transformation Programme (launched June 2020; Prime Minister of Vietnam, 2020) as a policy instrument in a difference-in-differences design contrasting pre- and post-NDTP cohorts within the same WBES sampling frame. Finer industry-level mechanisms, beyond the broad ISIC one-digit sector FE retained for cross-wave comparability and the §4.5 Panel G manufacturing / non-manufacturing split, would benefit from a design exploiting richer industry classification than WBES one-digit codes allow.</w:t>
+        <w:t xml:space="preserve">Fourth, the cross-wave evidence is uneven in statistical strength. The Paternoster et al. (1998) z-tests indicate that the 2009-to-2015 fall in DAI_z (z = 3.353, p &lt;.001) and its 2015-to-2023 recovery (z = -2.051, p =.040) are distinguishable, but most other cross-wave coefficient differences sit at marginal or non-significant magnitudes; the cross-wave comparison rests on directional consistency rather than uniformly significant pairwise differences. Sharper identification is achievable by exploiting the exogenous timing of Vietnam’s National Digital Transformation Programme (launched June 2020; Prime Minister of Vietnam, 2020) as a policy instrument in a difference-in-differences design contrasting pre- and post-NDTP cohorts within the same WBES sampling frame. Finer industry-level mechanisms, beyond the broad ISIC one-digit sector FE retained for cross-wave comparability and the §4.5 Panel G manufacturing / non-manufacturing split, would benefit from a design exploiting richer industry classification than WBES one-digit codes allow.</w:t>
       </w:r>
     </w:p>
     <w:bookmarkEnd w:id="63"/>
